--- a/backend/src/db/База данных task_manager.docx
+++ b/backend/src/db/База данных task_manager.docx
@@ -567,7 +567,6 @@
         </w:rPr>
         <w:t xml:space="preserve">- </w:t>
       </w:r>
-      <w:proofErr w:type="spellStart"/>
       <w:r>
         <w:rPr>
           <w:lang w:val="en-US"/>
@@ -580,7 +579,6 @@
         </w:rPr>
         <w:t>id</w:t>
       </w:r>
-      <w:proofErr w:type="spellEnd"/>
     </w:p>
     <w:p>
       <w:pPr>
@@ -594,14 +592,12 @@
         </w:rPr>
         <w:t xml:space="preserve">- </w:t>
       </w:r>
-      <w:proofErr w:type="spellStart"/>
       <w:r>
         <w:rPr>
           <w:lang w:val="en-US"/>
         </w:rPr>
         <w:t>task_title</w:t>
       </w:r>
-      <w:proofErr w:type="spellEnd"/>
     </w:p>
     <w:p>
       <w:pPr>
@@ -667,7 +663,6 @@
         </w:rPr>
         <w:t xml:space="preserve">- </w:t>
       </w:r>
-      <w:proofErr w:type="spellStart"/>
       <w:r>
         <w:rPr>
           <w:lang w:val="en-US"/>
@@ -680,7 +675,6 @@
         </w:rPr>
         <w:t>created_at</w:t>
       </w:r>
-      <w:proofErr w:type="spellEnd"/>
     </w:p>
     <w:p>
       <w:pPr>
@@ -714,16 +708,8 @@
         <w:rPr>
           <w:lang w:val="en-US"/>
         </w:rPr>
-        <w:t xml:space="preserve"> </w:t>
-      </w:r>
-      <w:proofErr w:type="spellStart"/>
-      <w:r>
-        <w:rPr>
-          <w:lang w:val="en-US"/>
-        </w:rPr>
-        <w:t>user_id</w:t>
-      </w:r>
-      <w:proofErr w:type="spellEnd"/>
+        <w:t xml:space="preserve"> user_id</w:t>
+      </w:r>
     </w:p>
     <w:p>
       <w:pPr>
@@ -743,14 +729,12 @@
         </w:rPr>
         <w:t xml:space="preserve"> </w:t>
       </w:r>
-      <w:proofErr w:type="spellStart"/>
       <w:r>
         <w:rPr>
           <w:lang w:val="en-US"/>
         </w:rPr>
         <w:t>user_name</w:t>
       </w:r>
-      <w:proofErr w:type="spellEnd"/>
     </w:p>
     <w:p>
       <w:pPr>
@@ -764,14 +748,12 @@
         </w:rPr>
         <w:t xml:space="preserve">- </w:t>
       </w:r>
-      <w:proofErr w:type="spellStart"/>
       <w:r>
         <w:rPr>
           <w:lang w:val="en-US"/>
         </w:rPr>
         <w:t>user_email</w:t>
       </w:r>
-      <w:proofErr w:type="spellEnd"/>
     </w:p>
     <w:p>
       <w:pPr>
@@ -783,16 +765,8 @@
         <w:rPr>
           <w:lang w:val="en-US"/>
         </w:rPr>
-        <w:t xml:space="preserve">- </w:t>
-      </w:r>
-      <w:proofErr w:type="spellStart"/>
-      <w:r>
-        <w:rPr>
-          <w:lang w:val="en-US"/>
-        </w:rPr>
-        <w:t>password_hash</w:t>
-      </w:r>
-      <w:proofErr w:type="spellEnd"/>
+        <w:t>- password_hash</w:t>
+      </w:r>
     </w:p>
     <w:p>
       <w:pPr>
@@ -806,7 +780,6 @@
         </w:rPr>
         <w:t xml:space="preserve">- </w:t>
       </w:r>
-      <w:proofErr w:type="spellStart"/>
       <w:r>
         <w:rPr>
           <w:lang w:val="en-US"/>
@@ -819,7 +792,6 @@
         </w:rPr>
         <w:t>created_at</w:t>
       </w:r>
-      <w:proofErr w:type="spellEnd"/>
     </w:p>
     <w:p>
       <w:pPr>
@@ -870,7 +842,7 @@
     <w:tbl>
       <w:tblPr>
         <w:tblStyle w:val="ab"/>
-        <w:tblW w:w="11624" w:type="dxa"/>
+        <w:tblW w:w="12616" w:type="dxa"/>
         <w:tblInd w:w="-714" w:type="dxa"/>
         <w:tblLayout w:type="fixed"/>
         <w:tblLook w:val="04A0" w:firstRow="1" w:lastRow="0" w:firstColumn="1" w:lastColumn="0" w:noHBand="0" w:noVBand="1"/>
@@ -878,6 +850,7 @@
       <w:tblGrid>
         <w:gridCol w:w="851"/>
         <w:gridCol w:w="851"/>
+        <w:gridCol w:w="992"/>
         <w:gridCol w:w="992"/>
         <w:gridCol w:w="850"/>
         <w:gridCol w:w="709"/>
@@ -893,8 +866,8 @@
       <w:tr>
         <w:tc>
           <w:tcPr>
-            <w:tcW w:w="11624" w:type="dxa"/>
-            <w:gridSpan w:val="13"/>
+            <w:tcW w:w="12616" w:type="dxa"/>
+            <w:gridSpan w:val="14"/>
           </w:tcPr>
           <w:p>
             <w:pPr>
@@ -924,7 +897,6 @@
                 <w:sz w:val="22"/>
               </w:rPr>
             </w:pPr>
-            <w:proofErr w:type="spellStart"/>
             <w:r>
               <w:rPr>
                 <w:sz w:val="22"/>
@@ -932,7 +904,6 @@
               </w:rPr>
               <w:t>task_id</w:t>
             </w:r>
-            <w:proofErr w:type="spellEnd"/>
           </w:p>
         </w:tc>
         <w:tc>
@@ -945,7 +916,6 @@
                 <w:sz w:val="22"/>
               </w:rPr>
             </w:pPr>
-            <w:proofErr w:type="spellStart"/>
             <w:r>
               <w:rPr>
                 <w:sz w:val="22"/>
@@ -953,7 +923,6 @@
               </w:rPr>
               <w:t>task_title</w:t>
             </w:r>
-            <w:proofErr w:type="spellEnd"/>
           </w:p>
         </w:tc>
         <w:tc>
@@ -964,6 +933,26 @@
             <w:pPr>
               <w:rPr>
                 <w:sz w:val="22"/>
+                <w:lang w:val="en-US"/>
+              </w:rPr>
+            </w:pPr>
+            <w:r>
+              <w:rPr>
+                <w:sz w:val="22"/>
+                <w:lang w:val="en-US"/>
+              </w:rPr>
+              <w:t>user_id</w:t>
+            </w:r>
+          </w:p>
+        </w:tc>
+        <w:tc>
+          <w:tcPr>
+            <w:tcW w:w="992" w:type="dxa"/>
+          </w:tcPr>
+          <w:p>
+            <w:pPr>
+              <w:rPr>
+                <w:sz w:val="22"/>
               </w:rPr>
             </w:pPr>
             <w:r>
@@ -1042,7 +1031,6 @@
                 <w:sz w:val="22"/>
               </w:rPr>
             </w:pPr>
-            <w:proofErr w:type="spellStart"/>
             <w:r>
               <w:rPr>
                 <w:sz w:val="22"/>
@@ -1050,7 +1038,6 @@
               </w:rPr>
               <w:t>task_created_at</w:t>
             </w:r>
-            <w:proofErr w:type="spellEnd"/>
           </w:p>
         </w:tc>
         <w:tc>
@@ -1063,7 +1050,6 @@
                 <w:sz w:val="22"/>
               </w:rPr>
             </w:pPr>
-            <w:proofErr w:type="spellStart"/>
             <w:r>
               <w:rPr>
                 <w:sz w:val="22"/>
@@ -1071,7 +1057,6 @@
               </w:rPr>
               <w:t>user_id</w:t>
             </w:r>
-            <w:proofErr w:type="spellEnd"/>
           </w:p>
         </w:tc>
         <w:tc>
@@ -1084,7 +1069,6 @@
                 <w:sz w:val="22"/>
               </w:rPr>
             </w:pPr>
-            <w:proofErr w:type="spellStart"/>
             <w:r>
               <w:rPr>
                 <w:sz w:val="22"/>
@@ -1092,7 +1076,6 @@
               </w:rPr>
               <w:t>user_name</w:t>
             </w:r>
-            <w:proofErr w:type="spellEnd"/>
           </w:p>
         </w:tc>
         <w:tc>
@@ -1105,7 +1088,6 @@
                 <w:sz w:val="22"/>
               </w:rPr>
             </w:pPr>
-            <w:proofErr w:type="spellStart"/>
             <w:r>
               <w:rPr>
                 <w:sz w:val="22"/>
@@ -1113,7 +1095,6 @@
               </w:rPr>
               <w:t>user_email</w:t>
             </w:r>
-            <w:proofErr w:type="spellEnd"/>
           </w:p>
         </w:tc>
         <w:tc>
@@ -1126,7 +1107,6 @@
                 <w:sz w:val="22"/>
               </w:rPr>
             </w:pPr>
-            <w:proofErr w:type="spellStart"/>
             <w:r>
               <w:rPr>
                 <w:sz w:val="22"/>
@@ -1134,7 +1114,6 @@
               </w:rPr>
               <w:t>password_hash</w:t>
             </w:r>
-            <w:proofErr w:type="spellEnd"/>
           </w:p>
         </w:tc>
         <w:tc>
@@ -1147,7 +1126,6 @@
                 <w:sz w:val="22"/>
               </w:rPr>
             </w:pPr>
-            <w:proofErr w:type="spellStart"/>
             <w:r>
               <w:rPr>
                 <w:sz w:val="22"/>
@@ -1155,7 +1133,6 @@
               </w:rPr>
               <w:t>user_created_at</w:t>
             </w:r>
-            <w:proofErr w:type="spellEnd"/>
           </w:p>
         </w:tc>
         <w:tc>
@@ -1223,6 +1200,26 @@
             <w:pPr>
               <w:rPr>
                 <w:sz w:val="22"/>
+                <w:lang w:val="en-US"/>
+              </w:rPr>
+            </w:pPr>
+            <w:r>
+              <w:rPr>
+                <w:sz w:val="22"/>
+                <w:lang w:val="en-US"/>
+              </w:rPr>
+              <w:t>1</w:t>
+            </w:r>
+          </w:p>
+        </w:tc>
+        <w:tc>
+          <w:tcPr>
+            <w:tcW w:w="992" w:type="dxa"/>
+          </w:tcPr>
+          <w:p>
+            <w:pPr>
+              <w:rPr>
+                <w:sz w:val="22"/>
               </w:rPr>
             </w:pPr>
             <w:r>
@@ -1384,7 +1381,6 @@
                 <w:lang w:val="en-US"/>
               </w:rPr>
             </w:pPr>
-            <w:proofErr w:type="spellStart"/>
             <w:r>
               <w:rPr>
                 <w:sz w:val="22"/>
@@ -1392,7 +1388,6 @@
               </w:rPr>
               <w:t>WdDwdwdwdwd</w:t>
             </w:r>
-            <w:proofErr w:type="spellEnd"/>
           </w:p>
         </w:tc>
         <w:tc>
@@ -1481,6 +1476,26 @@
             <w:pPr>
               <w:rPr>
                 <w:sz w:val="22"/>
+                <w:lang w:val="en-US"/>
+              </w:rPr>
+            </w:pPr>
+            <w:r>
+              <w:rPr>
+                <w:sz w:val="22"/>
+                <w:lang w:val="en-US"/>
+              </w:rPr>
+              <w:t>1</w:t>
+            </w:r>
+          </w:p>
+        </w:tc>
+        <w:tc>
+          <w:tcPr>
+            <w:tcW w:w="992" w:type="dxa"/>
+          </w:tcPr>
+          <w:p>
+            <w:pPr>
+              <w:rPr>
+                <w:sz w:val="22"/>
               </w:rPr>
             </w:pPr>
             <w:r>
@@ -1502,7 +1517,6 @@
                 <w:lang w:val="en-US"/>
               </w:rPr>
             </w:pPr>
-            <w:proofErr w:type="spellStart"/>
             <w:r>
               <w:rPr>
                 <w:sz w:val="22"/>
@@ -1510,7 +1524,6 @@
               </w:rPr>
               <w:t>In_progress</w:t>
             </w:r>
-            <w:proofErr w:type="spellEnd"/>
           </w:p>
         </w:tc>
         <w:tc>
@@ -1643,7 +1656,6 @@
                 <w:lang w:val="en-US"/>
               </w:rPr>
             </w:pPr>
-            <w:proofErr w:type="spellStart"/>
             <w:r>
               <w:rPr>
                 <w:sz w:val="22"/>
@@ -1651,7 +1663,6 @@
               </w:rPr>
               <w:t>hjhDwdjjkdjkwI</w:t>
             </w:r>
-            <w:proofErr w:type="spellEnd"/>
           </w:p>
         </w:tc>
         <w:tc>
@@ -1744,6 +1755,25 @@
             <w:r>
               <w:rPr>
                 <w:sz w:val="22"/>
+                <w:lang w:val="en-US"/>
+              </w:rPr>
+              <w:t>2</w:t>
+            </w:r>
+          </w:p>
+        </w:tc>
+        <w:tc>
+          <w:tcPr>
+            <w:tcW w:w="992" w:type="dxa"/>
+          </w:tcPr>
+          <w:p>
+            <w:pPr>
+              <w:rPr>
+                <w:sz w:val="22"/>
+              </w:rPr>
+            </w:pPr>
+            <w:r>
+              <w:rPr>
+                <w:sz w:val="22"/>
               </w:rPr>
               <w:t>Приезд ректора</w:t>
             </w:r>
@@ -1896,7 +1926,6 @@
                 <w:sz w:val="22"/>
               </w:rPr>
             </w:pPr>
-            <w:proofErr w:type="spellStart"/>
             <w:r>
               <w:rPr>
                 <w:sz w:val="22"/>
@@ -1904,7 +1933,6 @@
               </w:rPr>
               <w:t>hjhDwdjjkdjkwI</w:t>
             </w:r>
-            <w:proofErr w:type="spellEnd"/>
           </w:p>
         </w:tc>
         <w:tc>
@@ -1996,19 +2024,20 @@
         <w:tblLook w:val="04A0" w:firstRow="1" w:lastRow="0" w:firstColumn="1" w:lastColumn="0" w:noHBand="0" w:noVBand="1"/>
       </w:tblPr>
       <w:tblGrid>
-        <w:gridCol w:w="539"/>
-        <w:gridCol w:w="1924"/>
-        <w:gridCol w:w="1807"/>
-        <w:gridCol w:w="1350"/>
-        <w:gridCol w:w="1323"/>
-        <w:gridCol w:w="1301"/>
+        <w:gridCol w:w="491"/>
+        <w:gridCol w:w="1889"/>
+        <w:gridCol w:w="1256"/>
+        <w:gridCol w:w="1639"/>
+        <w:gridCol w:w="1345"/>
+        <w:gridCol w:w="1263"/>
+        <w:gridCol w:w="1174"/>
         <w:gridCol w:w="1709"/>
       </w:tblGrid>
       <w:tr>
         <w:tc>
           <w:tcPr>
-            <w:tcW w:w="9953" w:type="dxa"/>
-            <w:gridSpan w:val="7"/>
+            <w:tcW w:w="10766" w:type="dxa"/>
+            <w:gridSpan w:val="8"/>
           </w:tcPr>
           <w:p>
             <w:pPr>
@@ -2031,7 +2060,7 @@
       <w:tr>
         <w:tc>
           <w:tcPr>
-            <w:tcW w:w="539" w:type="dxa"/>
+            <w:tcW w:w="491" w:type="dxa"/>
           </w:tcPr>
           <w:p>
             <w:pPr>
@@ -2053,7 +2082,7 @@
         </w:tc>
         <w:tc>
           <w:tcPr>
-            <w:tcW w:w="1924" w:type="dxa"/>
+            <w:tcW w:w="1889" w:type="dxa"/>
           </w:tcPr>
           <w:p>
             <w:pPr>
@@ -2075,7 +2104,29 @@
         </w:tc>
         <w:tc>
           <w:tcPr>
-            <w:tcW w:w="1807" w:type="dxa"/>
+            <w:tcW w:w="1256" w:type="dxa"/>
+          </w:tcPr>
+          <w:p>
+            <w:pPr>
+              <w:rPr>
+                <w:sz w:val="24"/>
+                <w:szCs w:val="24"/>
+                <w:lang w:val="en-US"/>
+              </w:rPr>
+            </w:pPr>
+            <w:r>
+              <w:rPr>
+                <w:sz w:val="24"/>
+                <w:szCs w:val="24"/>
+                <w:lang w:val="en-US"/>
+              </w:rPr>
+              <w:t>user_id</w:t>
+            </w:r>
+          </w:p>
+        </w:tc>
+        <w:tc>
+          <w:tcPr>
+            <w:tcW w:w="1639" w:type="dxa"/>
           </w:tcPr>
           <w:p>
             <w:pPr>
@@ -2097,7 +2148,7 @@
         </w:tc>
         <w:tc>
           <w:tcPr>
-            <w:tcW w:w="1350" w:type="dxa"/>
+            <w:tcW w:w="1345" w:type="dxa"/>
           </w:tcPr>
           <w:p>
             <w:pPr>
@@ -2119,7 +2170,7 @@
         </w:tc>
         <w:tc>
           <w:tcPr>
-            <w:tcW w:w="1323" w:type="dxa"/>
+            <w:tcW w:w="1263" w:type="dxa"/>
           </w:tcPr>
           <w:p>
             <w:pPr>
@@ -2141,7 +2192,7 @@
         </w:tc>
         <w:tc>
           <w:tcPr>
-            <w:tcW w:w="1301" w:type="dxa"/>
+            <w:tcW w:w="1174" w:type="dxa"/>
           </w:tcPr>
           <w:p>
             <w:pPr>
@@ -2173,7 +2224,6 @@
                 <w:lang w:val="en-US"/>
               </w:rPr>
             </w:pPr>
-            <w:proofErr w:type="spellStart"/>
             <w:r>
               <w:rPr>
                 <w:sz w:val="24"/>
@@ -2190,14 +2240,13 @@
               </w:rPr>
               <w:t>created_at</w:t>
             </w:r>
-            <w:proofErr w:type="spellEnd"/>
           </w:p>
         </w:tc>
       </w:tr>
       <w:tr>
         <w:tc>
           <w:tcPr>
-            <w:tcW w:w="539" w:type="dxa"/>
+            <w:tcW w:w="491" w:type="dxa"/>
           </w:tcPr>
           <w:p>
             <w:pPr>
@@ -2219,49 +2268,49 @@
         </w:tc>
         <w:tc>
           <w:tcPr>
-            <w:tcW w:w="1924" w:type="dxa"/>
-          </w:tcPr>
-          <w:p>
-            <w:pPr>
-              <w:rPr>
-                <w:sz w:val="24"/>
-                <w:szCs w:val="24"/>
-                <w:lang w:val="en-US"/>
-              </w:rPr>
-            </w:pPr>
-            <w:proofErr w:type="spellStart"/>
-            <w:r>
-              <w:rPr>
-                <w:sz w:val="24"/>
-                <w:szCs w:val="24"/>
-                <w:lang w:val="en-US"/>
-              </w:rPr>
-              <w:t>мыть</w:t>
-            </w:r>
-            <w:proofErr w:type="spellEnd"/>
-            <w:r>
-              <w:rPr>
-                <w:sz w:val="24"/>
-                <w:szCs w:val="24"/>
-                <w:lang w:val="en-US"/>
-              </w:rPr>
-              <w:t xml:space="preserve"> </w:t>
-            </w:r>
-            <w:proofErr w:type="spellStart"/>
-            <w:r>
-              <w:rPr>
-                <w:sz w:val="24"/>
-                <w:szCs w:val="24"/>
-                <w:lang w:val="en-US"/>
-              </w:rPr>
-              <w:t>посуду</w:t>
-            </w:r>
-            <w:proofErr w:type="spellEnd"/>
-          </w:p>
-        </w:tc>
-        <w:tc>
-          <w:tcPr>
-            <w:tcW w:w="1807" w:type="dxa"/>
+            <w:tcW w:w="1889" w:type="dxa"/>
+          </w:tcPr>
+          <w:p>
+            <w:pPr>
+              <w:rPr>
+                <w:sz w:val="24"/>
+                <w:szCs w:val="24"/>
+                <w:lang w:val="en-US"/>
+              </w:rPr>
+            </w:pPr>
+            <w:r>
+              <w:rPr>
+                <w:sz w:val="24"/>
+                <w:szCs w:val="24"/>
+                <w:lang w:val="en-US"/>
+              </w:rPr>
+              <w:t>мыть посуду</w:t>
+            </w:r>
+          </w:p>
+        </w:tc>
+        <w:tc>
+          <w:tcPr>
+            <w:tcW w:w="1256" w:type="dxa"/>
+          </w:tcPr>
+          <w:p>
+            <w:pPr>
+              <w:rPr>
+                <w:sz w:val="24"/>
+                <w:szCs w:val="24"/>
+              </w:rPr>
+            </w:pPr>
+            <w:r>
+              <w:rPr>
+                <w:sz w:val="24"/>
+                <w:szCs w:val="24"/>
+              </w:rPr>
+              <w:t>1</w:t>
+            </w:r>
+          </w:p>
+        </w:tc>
+        <w:tc>
+          <w:tcPr>
+            <w:tcW w:w="1639" w:type="dxa"/>
           </w:tcPr>
           <w:p>
             <w:pPr>
@@ -2281,7 +2330,7 @@
         </w:tc>
         <w:tc>
           <w:tcPr>
-            <w:tcW w:w="1350" w:type="dxa"/>
+            <w:tcW w:w="1345" w:type="dxa"/>
           </w:tcPr>
           <w:p>
             <w:pPr>
@@ -2302,7 +2351,7 @@
         </w:tc>
         <w:tc>
           <w:tcPr>
-            <w:tcW w:w="1323" w:type="dxa"/>
+            <w:tcW w:w="1263" w:type="dxa"/>
           </w:tcPr>
           <w:p>
             <w:pPr>
@@ -2324,7 +2373,7 @@
         </w:tc>
         <w:tc>
           <w:tcPr>
-            <w:tcW w:w="1301" w:type="dxa"/>
+            <w:tcW w:w="1174" w:type="dxa"/>
           </w:tcPr>
           <w:p>
             <w:pPr>
@@ -2356,23 +2405,13 @@
                 <w:lang w:val="en-US"/>
               </w:rPr>
             </w:pPr>
-            <w:proofErr w:type="gramStart"/>
-            <w:r>
-              <w:rPr>
-                <w:sz w:val="24"/>
-                <w:szCs w:val="24"/>
-                <w:lang w:val="en-US"/>
-              </w:rPr>
-              <w:t>11.06.2026  18</w:t>
-            </w:r>
-            <w:proofErr w:type="gramEnd"/>
-            <w:r>
-              <w:rPr>
-                <w:sz w:val="24"/>
-                <w:szCs w:val="24"/>
-                <w:lang w:val="en-US"/>
-              </w:rPr>
-              <w:t>:47:00</w:t>
+            <w:r>
+              <w:rPr>
+                <w:sz w:val="24"/>
+                <w:szCs w:val="24"/>
+                <w:lang w:val="en-US"/>
+              </w:rPr>
+              <w:t>11.06.2026  18:47:00</w:t>
             </w:r>
           </w:p>
         </w:tc>
@@ -2380,7 +2419,7 @@
       <w:tr>
         <w:tc>
           <w:tcPr>
-            <w:tcW w:w="539" w:type="dxa"/>
+            <w:tcW w:w="491" w:type="dxa"/>
           </w:tcPr>
           <w:p>
             <w:pPr>
@@ -2402,17 +2441,16 @@
         </w:tc>
         <w:tc>
           <w:tcPr>
-            <w:tcW w:w="1924" w:type="dxa"/>
-          </w:tcPr>
-          <w:p>
-            <w:pPr>
-              <w:rPr>
-                <w:sz w:val="24"/>
-                <w:szCs w:val="24"/>
-                <w:lang w:val="en-US"/>
-              </w:rPr>
-            </w:pPr>
-            <w:proofErr w:type="spellStart"/>
+            <w:tcW w:w="1889" w:type="dxa"/>
+          </w:tcPr>
+          <w:p>
+            <w:pPr>
+              <w:rPr>
+                <w:sz w:val="24"/>
+                <w:szCs w:val="24"/>
+                <w:lang w:val="en-US"/>
+              </w:rPr>
+            </w:pPr>
             <w:r>
               <w:rPr>
                 <w:sz w:val="24"/>
@@ -2421,12 +2459,31 @@
               </w:rPr>
               <w:t>Пропылесосить</w:t>
             </w:r>
-            <w:proofErr w:type="spellEnd"/>
-          </w:p>
-        </w:tc>
-        <w:tc>
-          <w:tcPr>
-            <w:tcW w:w="1807" w:type="dxa"/>
+          </w:p>
+        </w:tc>
+        <w:tc>
+          <w:tcPr>
+            <w:tcW w:w="1256" w:type="dxa"/>
+          </w:tcPr>
+          <w:p>
+            <w:pPr>
+              <w:rPr>
+                <w:sz w:val="24"/>
+                <w:szCs w:val="24"/>
+              </w:rPr>
+            </w:pPr>
+            <w:r>
+              <w:rPr>
+                <w:sz w:val="24"/>
+                <w:szCs w:val="24"/>
+              </w:rPr>
+              <w:t>1</w:t>
+            </w:r>
+          </w:p>
+        </w:tc>
+        <w:tc>
+          <w:tcPr>
+            <w:tcW w:w="1639" w:type="dxa"/>
           </w:tcPr>
           <w:p>
             <w:pPr>
@@ -2446,16 +2503,15 @@
         </w:tc>
         <w:tc>
           <w:tcPr>
-            <w:tcW w:w="1350" w:type="dxa"/>
-          </w:tcPr>
-          <w:p>
-            <w:pPr>
-              <w:rPr>
-                <w:sz w:val="24"/>
-                <w:szCs w:val="24"/>
-              </w:rPr>
-            </w:pPr>
-            <w:proofErr w:type="spellStart"/>
+            <w:tcW w:w="1345" w:type="dxa"/>
+          </w:tcPr>
+          <w:p>
+            <w:pPr>
+              <w:rPr>
+                <w:sz w:val="24"/>
+                <w:szCs w:val="24"/>
+              </w:rPr>
+            </w:pPr>
             <w:r>
               <w:rPr>
                 <w:sz w:val="24"/>
@@ -2472,12 +2528,11 @@
               </w:rPr>
               <w:t>n_progress</w:t>
             </w:r>
-            <w:proofErr w:type="spellEnd"/>
-          </w:p>
-        </w:tc>
-        <w:tc>
-          <w:tcPr>
-            <w:tcW w:w="1323" w:type="dxa"/>
+          </w:p>
+        </w:tc>
+        <w:tc>
+          <w:tcPr>
+            <w:tcW w:w="1263" w:type="dxa"/>
           </w:tcPr>
           <w:p>
             <w:pPr>
@@ -2499,7 +2554,7 @@
         </w:tc>
         <w:tc>
           <w:tcPr>
-            <w:tcW w:w="1301" w:type="dxa"/>
+            <w:tcW w:w="1174" w:type="dxa"/>
           </w:tcPr>
           <w:p>
             <w:pPr>
@@ -2531,23 +2586,13 @@
                 <w:lang w:val="en-US"/>
               </w:rPr>
             </w:pPr>
-            <w:proofErr w:type="gramStart"/>
-            <w:r>
-              <w:rPr>
-                <w:sz w:val="24"/>
-                <w:szCs w:val="24"/>
-                <w:lang w:val="en-US"/>
-              </w:rPr>
-              <w:t>11.06.2026  18</w:t>
-            </w:r>
-            <w:proofErr w:type="gramEnd"/>
-            <w:r>
-              <w:rPr>
-                <w:sz w:val="24"/>
-                <w:szCs w:val="24"/>
-                <w:lang w:val="en-US"/>
-              </w:rPr>
-              <w:t>:47:00</w:t>
+            <w:r>
+              <w:rPr>
+                <w:sz w:val="24"/>
+                <w:szCs w:val="24"/>
+                <w:lang w:val="en-US"/>
+              </w:rPr>
+              <w:t>11.06.2026  18:47:00</w:t>
             </w:r>
           </w:p>
         </w:tc>
@@ -2555,7 +2600,7 @@
       <w:tr>
         <w:tc>
           <w:tcPr>
-            <w:tcW w:w="539" w:type="dxa"/>
+            <w:tcW w:w="491" w:type="dxa"/>
           </w:tcPr>
           <w:p>
             <w:pPr>
@@ -2577,135 +2622,71 @@
         </w:tc>
         <w:tc>
           <w:tcPr>
-            <w:tcW w:w="1924" w:type="dxa"/>
-          </w:tcPr>
-          <w:p>
-            <w:pPr>
-              <w:rPr>
-                <w:sz w:val="24"/>
-                <w:szCs w:val="24"/>
-                <w:lang w:val="en-US"/>
-              </w:rPr>
-            </w:pPr>
-            <w:proofErr w:type="spellStart"/>
-            <w:r>
-              <w:rPr>
-                <w:sz w:val="24"/>
-                <w:szCs w:val="24"/>
-                <w:lang w:val="en-US"/>
-              </w:rPr>
-              <w:t>Встреча</w:t>
-            </w:r>
-            <w:proofErr w:type="spellEnd"/>
-            <w:r>
-              <w:rPr>
-                <w:sz w:val="24"/>
-                <w:szCs w:val="24"/>
-                <w:lang w:val="en-US"/>
-              </w:rPr>
-              <w:t xml:space="preserve"> в </w:t>
-            </w:r>
-            <w:proofErr w:type="spellStart"/>
-            <w:r>
-              <w:rPr>
-                <w:sz w:val="24"/>
-                <w:szCs w:val="24"/>
-                <w:lang w:val="en-US"/>
-              </w:rPr>
-              <w:t>университете</w:t>
-            </w:r>
-            <w:proofErr w:type="spellEnd"/>
-          </w:p>
-        </w:tc>
-        <w:tc>
-          <w:tcPr>
-            <w:tcW w:w="1807" w:type="dxa"/>
-          </w:tcPr>
-          <w:p>
-            <w:pPr>
-              <w:rPr>
-                <w:sz w:val="24"/>
-                <w:szCs w:val="24"/>
-                <w:lang w:val="en-US"/>
-              </w:rPr>
-            </w:pPr>
-            <w:proofErr w:type="spellStart"/>
-            <w:r>
-              <w:rPr>
-                <w:sz w:val="24"/>
-                <w:szCs w:val="24"/>
-                <w:lang w:val="en-US"/>
-              </w:rPr>
-              <w:t>Приезжает</w:t>
-            </w:r>
-            <w:proofErr w:type="spellEnd"/>
-            <w:r>
-              <w:rPr>
-                <w:sz w:val="24"/>
-                <w:szCs w:val="24"/>
-                <w:lang w:val="en-US"/>
-              </w:rPr>
-              <w:t xml:space="preserve"> </w:t>
-            </w:r>
-            <w:proofErr w:type="spellStart"/>
-            <w:r>
-              <w:rPr>
-                <w:sz w:val="24"/>
-                <w:szCs w:val="24"/>
-                <w:lang w:val="en-US"/>
-              </w:rPr>
-              <w:t>ректор</w:t>
-            </w:r>
-            <w:proofErr w:type="spellEnd"/>
-            <w:r>
-              <w:rPr>
-                <w:sz w:val="24"/>
-                <w:szCs w:val="24"/>
-                <w:lang w:val="en-US"/>
-              </w:rPr>
-              <w:t xml:space="preserve">, </w:t>
-            </w:r>
-            <w:proofErr w:type="spellStart"/>
-            <w:r>
-              <w:rPr>
-                <w:sz w:val="24"/>
-                <w:szCs w:val="24"/>
-                <w:lang w:val="en-US"/>
-              </w:rPr>
-              <w:t>нельзя</w:t>
-            </w:r>
-            <w:proofErr w:type="spellEnd"/>
-            <w:r>
-              <w:rPr>
-                <w:sz w:val="24"/>
-                <w:szCs w:val="24"/>
-                <w:lang w:val="en-US"/>
-              </w:rPr>
-              <w:t xml:space="preserve"> </w:t>
-            </w:r>
-            <w:proofErr w:type="spellStart"/>
-            <w:r>
-              <w:rPr>
-                <w:sz w:val="24"/>
-                <w:szCs w:val="24"/>
-                <w:lang w:val="en-US"/>
-              </w:rPr>
-              <w:t>опоздать</w:t>
-            </w:r>
-            <w:proofErr w:type="spellEnd"/>
-            <w:r>
-              <w:rPr>
-                <w:sz w:val="24"/>
-                <w:szCs w:val="24"/>
-                <w:lang w:val="en-US"/>
-              </w:rPr>
-              <w:t>!</w:t>
-            </w:r>
-          </w:p>
-        </w:tc>
-        <w:tc>
-          <w:tcPr>
-            <w:tcW w:w="1350" w:type="dxa"/>
+            <w:tcW w:w="1889" w:type="dxa"/>
+          </w:tcPr>
+          <w:p>
+            <w:pPr>
+              <w:rPr>
+                <w:sz w:val="24"/>
+                <w:szCs w:val="24"/>
+                <w:lang w:val="en-US"/>
+              </w:rPr>
+            </w:pPr>
+            <w:r>
+              <w:rPr>
+                <w:sz w:val="24"/>
+                <w:szCs w:val="24"/>
+                <w:lang w:val="en-US"/>
+              </w:rPr>
+              <w:t>Встреча в университете</w:t>
+            </w:r>
+          </w:p>
+        </w:tc>
+        <w:tc>
+          <w:tcPr>
+            <w:tcW w:w="1256" w:type="dxa"/>
+          </w:tcPr>
+          <w:p>
+            <w:pPr>
+              <w:rPr>
+                <w:sz w:val="24"/>
+                <w:szCs w:val="24"/>
+              </w:rPr>
+            </w:pPr>
+            <w:r>
+              <w:rPr>
+                <w:sz w:val="24"/>
+                <w:szCs w:val="24"/>
+              </w:rPr>
+              <w:t>2</w:t>
+            </w:r>
+          </w:p>
+        </w:tc>
+        <w:tc>
+          <w:tcPr>
+            <w:tcW w:w="1639" w:type="dxa"/>
+          </w:tcPr>
+          <w:p>
+            <w:pPr>
+              <w:rPr>
+                <w:sz w:val="24"/>
+                <w:szCs w:val="24"/>
+                <w:lang w:val="en-US"/>
+              </w:rPr>
+            </w:pPr>
+            <w:r>
+              <w:rPr>
+                <w:sz w:val="24"/>
+                <w:szCs w:val="24"/>
+                <w:lang w:val="en-US"/>
+              </w:rPr>
+              <w:t>Приезжает ректор, нельзя опоздать!</w:t>
+            </w:r>
+          </w:p>
+        </w:tc>
+        <w:tc>
+          <w:tcPr>
+            <w:tcW w:w="1345" w:type="dxa"/>
           </w:tcPr>
           <w:p>
             <w:pPr>
@@ -2727,7 +2708,7 @@
         </w:tc>
         <w:tc>
           <w:tcPr>
-            <w:tcW w:w="1323" w:type="dxa"/>
+            <w:tcW w:w="1263" w:type="dxa"/>
           </w:tcPr>
           <w:p>
             <w:pPr>
@@ -2749,7 +2730,7 @@
         </w:tc>
         <w:tc>
           <w:tcPr>
-            <w:tcW w:w="1301" w:type="dxa"/>
+            <w:tcW w:w="1174" w:type="dxa"/>
           </w:tcPr>
           <w:p>
             <w:pPr>
@@ -2781,23 +2762,13 @@
                 <w:lang w:val="en-US"/>
               </w:rPr>
             </w:pPr>
-            <w:proofErr w:type="gramStart"/>
-            <w:r>
-              <w:rPr>
-                <w:sz w:val="24"/>
-                <w:szCs w:val="24"/>
-                <w:lang w:val="en-US"/>
-              </w:rPr>
-              <w:t>11.06.2026  14</w:t>
-            </w:r>
-            <w:proofErr w:type="gramEnd"/>
-            <w:r>
-              <w:rPr>
-                <w:sz w:val="24"/>
-                <w:szCs w:val="24"/>
-                <w:lang w:val="en-US"/>
-              </w:rPr>
-              <w:t>:00:00</w:t>
+            <w:r>
+              <w:rPr>
+                <w:sz w:val="24"/>
+                <w:szCs w:val="24"/>
+                <w:lang w:val="en-US"/>
+              </w:rPr>
+              <w:t>11.06.2026  14:00:00</w:t>
             </w:r>
           </w:p>
         </w:tc>
@@ -2807,14 +2778,12 @@
       <w:r>
         <w:t xml:space="preserve">Первичный ключ: </w:t>
       </w:r>
-      <w:proofErr w:type="spellStart"/>
       <w:r>
         <w:rPr>
           <w:lang w:val="en-US"/>
         </w:rPr>
         <w:t>task_id</w:t>
       </w:r>
-      <w:proofErr w:type="spellEnd"/>
     </w:p>
     <w:p>
       <w:pPr>
@@ -2874,7 +2843,6 @@
                 <w:lang w:val="en-US"/>
               </w:rPr>
             </w:pPr>
-            <w:proofErr w:type="spellStart"/>
             <w:r>
               <w:rPr>
                 <w:sz w:val="24"/>
@@ -2883,7 +2851,6 @@
               </w:rPr>
               <w:t>user_id</w:t>
             </w:r>
-            <w:proofErr w:type="spellEnd"/>
           </w:p>
         </w:tc>
         <w:tc>
@@ -2898,7 +2865,6 @@
                 <w:lang w:val="en-US"/>
               </w:rPr>
             </w:pPr>
-            <w:proofErr w:type="spellStart"/>
             <w:r>
               <w:rPr>
                 <w:sz w:val="24"/>
@@ -2907,7 +2873,6 @@
               </w:rPr>
               <w:t>user_name</w:t>
             </w:r>
-            <w:proofErr w:type="spellEnd"/>
           </w:p>
         </w:tc>
         <w:tc>
@@ -2922,7 +2887,6 @@
                 <w:lang w:val="en-US"/>
               </w:rPr>
             </w:pPr>
-            <w:proofErr w:type="spellStart"/>
             <w:r>
               <w:rPr>
                 <w:sz w:val="24"/>
@@ -2931,7 +2895,6 @@
               </w:rPr>
               <w:t>user_email</w:t>
             </w:r>
-            <w:proofErr w:type="spellEnd"/>
           </w:p>
         </w:tc>
         <w:tc>
@@ -2945,7 +2908,6 @@
                 <w:szCs w:val="24"/>
               </w:rPr>
             </w:pPr>
-            <w:proofErr w:type="spellStart"/>
             <w:r>
               <w:rPr>
                 <w:sz w:val="24"/>
@@ -2954,7 +2916,6 @@
               </w:rPr>
               <w:t>password_hash</w:t>
             </w:r>
-            <w:proofErr w:type="spellEnd"/>
           </w:p>
         </w:tc>
         <w:tc>
@@ -2968,7 +2929,6 @@
                 <w:szCs w:val="24"/>
               </w:rPr>
             </w:pPr>
-            <w:proofErr w:type="spellStart"/>
             <w:r>
               <w:rPr>
                 <w:sz w:val="24"/>
@@ -2977,7 +2937,6 @@
               </w:rPr>
               <w:t>user_created_at</w:t>
             </w:r>
-            <w:proofErr w:type="spellEnd"/>
           </w:p>
         </w:tc>
         <w:tc>
@@ -3080,7 +3039,6 @@
                 <w:szCs w:val="24"/>
               </w:rPr>
             </w:pPr>
-            <w:proofErr w:type="spellStart"/>
             <w:r>
               <w:rPr>
                 <w:sz w:val="24"/>
@@ -3089,7 +3047,6 @@
               </w:rPr>
               <w:t>WdDwdwdwdwd</w:t>
             </w:r>
-            <w:proofErr w:type="spellEnd"/>
           </w:p>
         </w:tc>
         <w:tc>
@@ -3212,7 +3169,6 @@
                 <w:szCs w:val="24"/>
               </w:rPr>
             </w:pPr>
-            <w:proofErr w:type="spellStart"/>
             <w:r>
               <w:rPr>
                 <w:sz w:val="24"/>
@@ -3221,7 +3177,6 @@
               </w:rPr>
               <w:t>hjhDwdjjkdjkwI</w:t>
             </w:r>
-            <w:proofErr w:type="spellEnd"/>
           </w:p>
         </w:tc>
         <w:tc>
@@ -3270,326 +3225,47 @@
       </w:tr>
     </w:tbl>
     <w:p>
-      <w:pPr>
+      <w:r>
+        <w:t>Первичный ключ:</w:t>
+      </w:r>
+      <w:r>
         <w:rPr>
           <w:lang w:val="en-US"/>
         </w:rPr>
+        <w:t xml:space="preserve"> user_id</w:t>
+      </w:r>
+    </w:p>
+    <w:p>
+      <w:r>
+        <w:t xml:space="preserve">Таблицы находятся в 3 нормальной форме (3НФ), так как все атрибуты атомарные, зависят только от первичного ключа, а также </w:t>
+      </w:r>
+      <w:r>
+        <w:t>отсутствуют транзитивные зависимости (атрибут зависит от другого атрибута)</w:t>
+      </w:r>
+    </w:p>
+    <w:p>
+      <w:pPr>
+        <w:pStyle w:val="1"/>
       </w:pPr>
       <w:r>
-        <w:t>Первичный ключ:</w:t>
+        <w:lastRenderedPageBreak/>
+        <w:t>3</w:t>
+      </w:r>
+      <w:r>
+        <w:t xml:space="preserve">. </w:t>
       </w:r>
       <w:r>
         <w:rPr>
           <w:lang w:val="en-US"/>
         </w:rPr>
-        <w:t xml:space="preserve"> </w:t>
-      </w:r>
-      <w:proofErr w:type="spellStart"/>
-      <w:r>
-        <w:rPr>
-          <w:lang w:val="en-US"/>
-        </w:rPr>
-        <w:t>user_id</w:t>
-      </w:r>
-      <w:proofErr w:type="spellEnd"/>
-    </w:p>
-    <w:p/>
-    <w:tbl>
-      <w:tblPr>
-        <w:tblStyle w:val="ab"/>
-        <w:tblW w:w="0" w:type="auto"/>
-        <w:tblLook w:val="04A0" w:firstRow="1" w:lastRow="0" w:firstColumn="1" w:lastColumn="0" w:noHBand="0" w:noVBand="1"/>
-      </w:tblPr>
-      <w:tblGrid>
-        <w:gridCol w:w="5097"/>
-        <w:gridCol w:w="5097"/>
-      </w:tblGrid>
-      <w:tr>
-        <w:tc>
-          <w:tcPr>
-            <w:tcW w:w="10194" w:type="dxa"/>
-            <w:gridSpan w:val="2"/>
-          </w:tcPr>
-          <w:p>
-            <w:pPr>
-              <w:jc w:val="center"/>
-            </w:pPr>
-            <w:r>
-              <w:t>Задачи пользователей</w:t>
-            </w:r>
-          </w:p>
-        </w:tc>
-      </w:tr>
-      <w:tr>
-        <w:tc>
-          <w:tcPr>
-            <w:tcW w:w="5097" w:type="dxa"/>
-          </w:tcPr>
-          <w:p>
-            <w:pPr>
-              <w:rPr>
-                <w:lang w:val="en-US"/>
-              </w:rPr>
-            </w:pPr>
-            <w:proofErr w:type="spellStart"/>
-            <w:r>
-              <w:rPr>
-                <w:lang w:val="en-US"/>
-              </w:rPr>
-              <w:t>user_id</w:t>
-            </w:r>
-            <w:proofErr w:type="spellEnd"/>
-          </w:p>
-        </w:tc>
-        <w:tc>
-          <w:tcPr>
-            <w:tcW w:w="5097" w:type="dxa"/>
-          </w:tcPr>
-          <w:p>
-            <w:pPr>
-              <w:rPr>
-                <w:lang w:val="en-US"/>
-              </w:rPr>
-            </w:pPr>
-            <w:proofErr w:type="spellStart"/>
-            <w:r>
-              <w:rPr>
-                <w:lang w:val="en-US"/>
-              </w:rPr>
-              <w:t>task_id</w:t>
-            </w:r>
-            <w:proofErr w:type="spellEnd"/>
-          </w:p>
-        </w:tc>
-      </w:tr>
-      <w:tr>
-        <w:tc>
-          <w:tcPr>
-            <w:tcW w:w="5097" w:type="dxa"/>
-          </w:tcPr>
-          <w:p>
-            <w:pPr>
-              <w:rPr>
-                <w:lang w:val="en-US"/>
-              </w:rPr>
-            </w:pPr>
-            <w:r>
-              <w:rPr>
-                <w:lang w:val="en-US"/>
-              </w:rPr>
-              <w:t>1</w:t>
-            </w:r>
-          </w:p>
-        </w:tc>
-        <w:tc>
-          <w:tcPr>
-            <w:tcW w:w="5097" w:type="dxa"/>
-          </w:tcPr>
-          <w:p>
-            <w:pPr>
-              <w:rPr>
-                <w:lang w:val="en-US"/>
-              </w:rPr>
-            </w:pPr>
-            <w:r>
-              <w:rPr>
-                <w:lang w:val="en-US"/>
-              </w:rPr>
-              <w:t>1</w:t>
-            </w:r>
-          </w:p>
-        </w:tc>
-      </w:tr>
-      <w:tr>
-        <w:tc>
-          <w:tcPr>
-            <w:tcW w:w="5097" w:type="dxa"/>
-          </w:tcPr>
-          <w:p>
-            <w:pPr>
-              <w:rPr>
-                <w:lang w:val="en-US"/>
-              </w:rPr>
-            </w:pPr>
-            <w:r>
-              <w:rPr>
-                <w:lang w:val="en-US"/>
-              </w:rPr>
-              <w:t>1</w:t>
-            </w:r>
-          </w:p>
-        </w:tc>
-        <w:tc>
-          <w:tcPr>
-            <w:tcW w:w="5097" w:type="dxa"/>
-          </w:tcPr>
-          <w:p>
-            <w:pPr>
-              <w:rPr>
-                <w:lang w:val="en-US"/>
-              </w:rPr>
-            </w:pPr>
-            <w:r>
-              <w:rPr>
-                <w:lang w:val="en-US"/>
-              </w:rPr>
-              <w:t>2</w:t>
-            </w:r>
-          </w:p>
-        </w:tc>
-      </w:tr>
-      <w:tr>
-        <w:tc>
-          <w:tcPr>
-            <w:tcW w:w="5097" w:type="dxa"/>
-          </w:tcPr>
-          <w:p>
-            <w:pPr>
-              <w:rPr>
-                <w:lang w:val="en-US"/>
-              </w:rPr>
-            </w:pPr>
-            <w:r>
-              <w:rPr>
-                <w:lang w:val="en-US"/>
-              </w:rPr>
-              <w:t>2</w:t>
-            </w:r>
-          </w:p>
-        </w:tc>
-        <w:tc>
-          <w:tcPr>
-            <w:tcW w:w="5097" w:type="dxa"/>
-          </w:tcPr>
-          <w:p>
-            <w:pPr>
-              <w:rPr>
-                <w:lang w:val="en-US"/>
-              </w:rPr>
-            </w:pPr>
-            <w:r>
-              <w:rPr>
-                <w:lang w:val="en-US"/>
-              </w:rPr>
-              <w:t>3</w:t>
-            </w:r>
-          </w:p>
-        </w:tc>
-      </w:tr>
-      <w:tr>
-        <w:tc>
-          <w:tcPr>
-            <w:tcW w:w="5097" w:type="dxa"/>
-          </w:tcPr>
-          <w:p>
-            <w:pPr>
-              <w:rPr>
-                <w:lang w:val="en-US"/>
-              </w:rPr>
-            </w:pPr>
-            <w:r>
-              <w:rPr>
-                <w:lang w:val="en-US"/>
-              </w:rPr>
-              <w:t>1</w:t>
-            </w:r>
-          </w:p>
-        </w:tc>
-        <w:tc>
-          <w:tcPr>
-            <w:tcW w:w="5097" w:type="dxa"/>
-          </w:tcPr>
-          <w:p>
-            <w:pPr>
-              <w:rPr>
-                <w:lang w:val="en-US"/>
-              </w:rPr>
-            </w:pPr>
-            <w:r>
-              <w:rPr>
-                <w:lang w:val="en-US"/>
-              </w:rPr>
-              <w:t>4</w:t>
-            </w:r>
-          </w:p>
-        </w:tc>
-      </w:tr>
-      <w:tr>
-        <w:tc>
-          <w:tcPr>
-            <w:tcW w:w="5097" w:type="dxa"/>
-          </w:tcPr>
-          <w:p>
-            <w:pPr>
-              <w:rPr>
-                <w:lang w:val="en-US"/>
-              </w:rPr>
-            </w:pPr>
-            <w:r>
-              <w:rPr>
-                <w:lang w:val="en-US"/>
-              </w:rPr>
-              <w:t>2</w:t>
-            </w:r>
-          </w:p>
-        </w:tc>
-        <w:tc>
-          <w:tcPr>
-            <w:tcW w:w="5097" w:type="dxa"/>
-          </w:tcPr>
-          <w:p>
-            <w:pPr>
-              <w:rPr>
-                <w:lang w:val="en-US"/>
-              </w:rPr>
-            </w:pPr>
-            <w:r>
-              <w:rPr>
-                <w:lang w:val="en-US"/>
-              </w:rPr>
-              <w:t>5</w:t>
-            </w:r>
-          </w:p>
-        </w:tc>
-      </w:tr>
-    </w:tbl>
-    <w:p>
-      <w:pPr>
-        <w:rPr>
-          <w:lang w:val="en-US"/>
-        </w:rPr>
-      </w:pPr>
-      <w:r>
-        <w:t>Внешние ключи:</w:t>
-      </w:r>
-      <w:r>
-        <w:rPr>
-          <w:lang w:val="en-US"/>
-        </w:rPr>
-        <w:t xml:space="preserve"> </w:t>
-      </w:r>
-      <w:proofErr w:type="spellStart"/>
-      <w:r>
-        <w:rPr>
-          <w:lang w:val="en-US"/>
-        </w:rPr>
-        <w:t>user_id</w:t>
-      </w:r>
-      <w:proofErr w:type="spellEnd"/>
-      <w:r>
-        <w:rPr>
-          <w:lang w:val="en-US"/>
-        </w:rPr>
-        <w:t xml:space="preserve">, </w:t>
-      </w:r>
-      <w:proofErr w:type="spellStart"/>
-      <w:r>
-        <w:rPr>
-          <w:lang w:val="en-US"/>
-        </w:rPr>
-        <w:t>task_id</w:t>
-      </w:r>
-      <w:proofErr w:type="spellEnd"/>
+        <w:t>ER</w:t>
+      </w:r>
+      <w:r>
+        <w:t>-</w:t>
+      </w:r>
+      <w:r>
+        <w:t>МОДЕЛИРОВАНИЕ</w:t>
+      </w:r>
     </w:p>
     <w:p>
       <w:pPr>
@@ -3600,53 +3276,11 @@
     </w:p>
     <w:p>
       <w:r>
-        <w:t xml:space="preserve">Таблицы находятся в 3 нормальной форме (3НФ), так как все атрибуты атомарные, зависят только от первичного ключа, а также </w:t>
-      </w:r>
-      <w:r>
-        <w:t>отсутствуют транзитивные зависимости (атрибут зависит от другого атрибута)</w:t>
-      </w:r>
-    </w:p>
-    <w:p>
-      <w:pPr>
-        <w:pStyle w:val="1"/>
-      </w:pPr>
-      <w:r>
-        <w:lastRenderedPageBreak/>
-        <w:t>3</w:t>
-      </w:r>
-      <w:r>
-        <w:t xml:space="preserve">. </w:t>
-      </w:r>
-      <w:r>
-        <w:rPr>
-          <w:lang w:val="en-US"/>
-        </w:rPr>
-        <w:t>ER</w:t>
-      </w:r>
-      <w:r>
-        <w:t>-</w:t>
-      </w:r>
-      <w:r>
-        <w:t>МОДЕЛИРОВАНИЕ</w:t>
-      </w:r>
-    </w:p>
-    <w:p>
-      <w:pPr>
-        <w:rPr>
-          <w:lang w:val="en-US"/>
-        </w:rPr>
-      </w:pPr>
-    </w:p>
-    <w:p>
-      <w:r>
-        <w:rPr>
-          <w:noProof/>
-        </w:rPr>
         <w:drawing>
-          <wp:inline distT="0" distB="0" distL="0" distR="0" wp14:anchorId="317783D8" wp14:editId="2399AB76">
-            <wp:extent cx="6479540" cy="3813175"/>
-            <wp:effectExtent l="0" t="0" r="0" b="0"/>
-            <wp:docPr id="1457453052" name="Рисунок 1"/>
+          <wp:inline distT="0" distB="0" distL="0" distR="0" wp14:anchorId="7F576BB9" wp14:editId="5E1CB008">
+            <wp:extent cx="6401693" cy="2962688"/>
+            <wp:effectExtent l="0" t="0" r="0" b="9525"/>
+            <wp:docPr id="1897466665" name="Рисунок 1" descr="Изображение выглядит как текст, снимок экрана, число&#10;&#10;Автоматически созданное описание"/>
             <wp:cNvGraphicFramePr>
               <a:graphicFrameLocks xmlns:a="http://schemas.openxmlformats.org/drawingml/2006/main" noChangeAspect="1"/>
             </wp:cNvGraphicFramePr>
@@ -3654,7 +3288,7 @@
               <a:graphicData uri="http://schemas.openxmlformats.org/drawingml/2006/picture">
                 <pic:pic xmlns:pic="http://schemas.openxmlformats.org/drawingml/2006/picture">
                   <pic:nvPicPr>
-                    <pic:cNvPr id="1457453052" name=""/>
+                    <pic:cNvPr id="1897466665" name="Рисунок 1" descr="Изображение выглядит как текст, снимок экрана, число&#10;&#10;Автоматически созданное описание"/>
                     <pic:cNvPicPr/>
                   </pic:nvPicPr>
                   <pic:blipFill>
@@ -3666,7 +3300,7 @@
                   <pic:spPr>
                     <a:xfrm>
                       <a:off x="0" y="0"/>
-                      <a:ext cx="6479540" cy="3813175"/>
+                      <a:ext cx="6401693" cy="2962688"/>
                     </a:xfrm>
                     <a:prstGeom prst="rect">
                       <a:avLst/>
@@ -5127,7 +4761,9 @@
 </file>
 
 <file path=customXml/item2.xml><?xml version="1.0" encoding="utf-8"?>
-<b:Sources xmlns:b="http://schemas.openxmlformats.org/officeDocument/2006/bibliography" xmlns="http://schemas.openxmlformats.org/officeDocument/2006/bibliography" SelectedStyle="\APASixthEditionOfficeOnline.xsl" StyleName="APA" Version="6"/>
+<p:properties xmlns:p="http://schemas.microsoft.com/office/2006/metadata/properties" xmlns:xsi="http://www.w3.org/2001/XMLSchema-instance" xmlns:pc="http://schemas.microsoft.com/office/infopath/2007/PartnerControls">
+  <documentManagement/>
+</p:properties>
 </file>
 
 <file path=customXml/item3.xml><?xml version="1.0" encoding="utf-8"?>
@@ -5269,9 +4905,7 @@
 </file>
 
 <file path=customXml/item4.xml><?xml version="1.0" encoding="utf-8"?>
-<p:properties xmlns:p="http://schemas.microsoft.com/office/2006/metadata/properties" xmlns:xsi="http://www.w3.org/2001/XMLSchema-instance" xmlns:pc="http://schemas.microsoft.com/office/infopath/2007/PartnerControls">
-  <documentManagement/>
-</p:properties>
+<b:Sources xmlns:b="http://schemas.openxmlformats.org/officeDocument/2006/bibliography" xmlns="http://schemas.openxmlformats.org/officeDocument/2006/bibliography" SelectedStyle="\APASixthEditionOfficeOnline.xsl" StyleName="APA" Version="6"/>
 </file>
 
 <file path=customXml/item5.xml><?xml version="1.0" encoding="utf-8"?>
@@ -5292,9 +4926,10 @@
 </file>
 
 <file path=customXml/itemProps2.xml><?xml version="1.0" encoding="utf-8"?>
-<ds:datastoreItem xmlns:ds="http://schemas.openxmlformats.org/officeDocument/2006/customXml" ds:itemID="{0A2C303E-C99D-48AD-85F9-3C101CE899D9}">
+<ds:datastoreItem xmlns:ds="http://schemas.openxmlformats.org/officeDocument/2006/customXml" ds:itemID="{5673439C-80EE-477C-8785-8C129BEBCADC}">
   <ds:schemaRefs>
-    <ds:schemaRef ds:uri="http://schemas.openxmlformats.org/officeDocument/2006/bibliography"/>
+    <ds:schemaRef ds:uri="http://schemas.microsoft.com/office/2006/metadata/properties"/>
+    <ds:schemaRef ds:uri="http://schemas.microsoft.com/office/infopath/2007/PartnerControls"/>
   </ds:schemaRefs>
 </ds:datastoreItem>
 </file>
@@ -5318,10 +4953,9 @@
 </file>
 
 <file path=customXml/itemProps4.xml><?xml version="1.0" encoding="utf-8"?>
-<ds:datastoreItem xmlns:ds="http://schemas.openxmlformats.org/officeDocument/2006/customXml" ds:itemID="{5673439C-80EE-477C-8785-8C129BEBCADC}">
+<ds:datastoreItem xmlns:ds="http://schemas.openxmlformats.org/officeDocument/2006/customXml" ds:itemID="{0A2C303E-C99D-48AD-85F9-3C101CE899D9}">
   <ds:schemaRefs>
-    <ds:schemaRef ds:uri="http://schemas.microsoft.com/office/2006/metadata/properties"/>
-    <ds:schemaRef ds:uri="http://schemas.microsoft.com/office/infopath/2007/PartnerControls"/>
+    <ds:schemaRef ds:uri="http://schemas.openxmlformats.org/officeDocument/2006/bibliography"/>
   </ds:schemaRefs>
 </ds:datastoreItem>
 </file>
